--- a/storage/templates/normalized-docx/BM-189/BM-189_normalized.docx
+++ b/storage/templates/normalized-docx/BM-189/BM-189_normalized.docx
@@ -1157,7 +1157,7 @@
         <w:rPr>
           <w:rFonts w:cs="Times New Roman" w:ascii="Times New Roman" w:hAnsi="Times New Roman"/>
         </w:rPr>
-        <w:t>{{recipients.field}}</w:t>
+        <w:t>{{recipients.personLine2}}</w:t>
       </w:r>
     </w:p>
     <w:p>
@@ -1173,7 +1173,7 @@
         <w:rPr>
           <w:rFonts w:cs="Times New Roman" w:ascii="Times New Roman" w:hAnsi="Times New Roman"/>
         </w:rPr>
-        <w:t>{{recipients.field}}</w:t>
+        <w:t>{{recipients.personLine3}}</w:t>
       </w:r>
       <w:r>
         <w:rPr>
@@ -1185,9 +1185,9 @@
         <w:rPr>
           <w:rFonts w:cs="Times New Roman" w:ascii="Times New Roman" w:hAnsi="Times New Roman"/>
         </w:rPr>
-        <w:t>{{recipients.field}}</w:t>
+        <w:t>{{recipients.personLine4}}</w:t>
         <w:tab/>
-        <w:t>{{recipients.field}}</w:t>
+        <w:t>{{recipients.personLine5}}</w:t>
       </w:r>
     </w:p>
     <w:p>
@@ -1203,9 +1203,9 @@
         <w:rPr>
           <w:rFonts w:cs="Times New Roman" w:ascii="Times New Roman" w:hAnsi="Times New Roman"/>
         </w:rPr>
-        <w:t>{{recipients.field}}</w:t>
+        <w:t>{{recipients.personLine6}}</w:t>
         <w:tab/>
-        <w:t>{{recipients.field}}</w:t>
+        <w:t>{{recipients.personLine7}}</w:t>
       </w:r>
     </w:p>
     <w:p>
@@ -1221,7 +1221,7 @@
         <w:rPr>
           <w:rFonts w:cs="Times New Roman" w:ascii="Times New Roman" w:hAnsi="Times New Roman"/>
         </w:rPr>
-        <w:t>{{recipients.field}}</w:t>
+        <w:t>{{recipients.personLine8}}</w:t>
       </w:r>
     </w:p>
     <w:p>
@@ -1237,7 +1237,7 @@
         <w:rPr>
           <w:rFonts w:cs="Times New Roman" w:ascii="Times New Roman" w:hAnsi="Times New Roman"/>
         </w:rPr>
-        <w:t>{{recipients.field}}</w:t>
+        <w:t>{{recipients.personLine9}}</w:t>
       </w:r>
     </w:p>
     <w:p>
@@ -1253,7 +1253,7 @@
         <w:rPr>
           <w:rFonts w:cs="Times New Roman" w:ascii="Times New Roman" w:hAnsi="Times New Roman"/>
         </w:rPr>
-        <w:t>{{recipients.field}}</w:t>
+        <w:t>{{recipients.personLine10}}</w:t>
       </w:r>
       <w:r>
         <w:rPr>
@@ -1265,7 +1265,7 @@
         <w:rPr>
           <w:rFonts w:cs="Times New Roman" w:ascii="Times New Roman" w:hAnsi="Times New Roman"/>
         </w:rPr>
-        <w:t>{{recipients.field}}</w:t>
+        <w:t>{{recipients.personLine11}}</w:t>
       </w:r>
       <w:r>
         <w:rPr>
@@ -1277,7 +1277,7 @@
         <w:rPr>
           <w:rFonts w:cs="Times New Roman" w:ascii="Times New Roman" w:hAnsi="Times New Roman"/>
         </w:rPr>
-        <w:t>{{recipients.field}}</w:t>
+        <w:t>{{recipients.personLine12}}</w:t>
       </w:r>
     </w:p>
     <w:p>
@@ -1317,7 +1317,7 @@
         <w:rPr>
           <w:rFonts w:cs="Times New Roman" w:ascii="Times New Roman" w:hAnsi="Times New Roman"/>
         </w:rPr>
-        <w:t>{{document.field}}</w:t>
+        <w:t>{{document.fullDocumentCode}}</w:t>
       </w:r>
     </w:p>
     <w:p>
@@ -1345,7 +1345,7 @@
         <w:rPr>
           <w:rFonts w:cs="Times New Roman" w:ascii="Times New Roman" w:hAnsi="Times New Roman"/>
         </w:rPr>
-        <w:t>{{recipients.field}}</w:t>
+        <w:t>{{recipients.personLine13}}</w:t>
       </w:r>
     </w:p>
     <w:p>
@@ -1371,7 +1371,7 @@
         <w:rPr>
           <w:rFonts w:cs="Times New Roman" w:ascii="Times New Roman" w:hAnsi="Times New Roman"/>
         </w:rPr>
-        <w:t>{{recipients.field}}</w:t>
+        <w:t>{{recipients.personLine14}}</w:t>
       </w:r>
     </w:p>
     <w:p>
@@ -1387,7 +1387,7 @@
         <w:rPr>
           <w:rFonts w:cs="Times New Roman" w:ascii="Times New Roman" w:hAnsi="Times New Roman"/>
         </w:rPr>
-        <w:t>{{recipients.field}}</w:t>
+        <w:t>{{recipients.personLine15}}</w:t>
       </w:r>
     </w:p>
     <w:p>
@@ -1605,7 +1605,7 @@
                 <w:sz w:val="24"/>
                 <w:lang w:val="pt-BR"/>
               </w:rPr>
-              <w:t>{{recipients.field}}</w:t>
+              <w:t>{{recipients.personLine15}}</w:t>
             </w:r>
           </w:p>
           <w:p>
